--- a/Надежность и безопасность ПО/ПЗ № 4 Оценка структурной сложности программ/Отчёт 4 Практика.docx
+++ b/Надежность и безопасность ПО/ПЗ № 4 Оценка структурной сложности программ/Отчёт 4 Практика.docx
@@ -10072,9 +10072,14 @@
     </w:p>
     <w:p>
       <w:pPr>
+        <w:pStyle w:val="a5"/>
+        <w:numPr>
+          <w:ilvl w:val="0"/>
+          <w:numId w:val="4"/>
+        </w:numPr>
         <w:autoSpaceDE/>
         <w:autoSpaceDN/>
-        <w:ind w:left="20" w:right="20" w:firstLine="831"/>
+        <w:ind w:left="0" w:right="20" w:firstLine="0"/>
         <w:jc w:val="both"/>
         <w:rPr>
           <w:color w:val="000000"/>
@@ -10103,23 +10108,19 @@
           <w:color w:val="000000"/>
           <w:sz w:val="28"/>
           <w:szCs w:val="28"/>
-          <w:lang w:val="en-US" w:eastAsia="ru-RU" w:bidi="ru-RU"/>
+          <w:lang w:eastAsia="ru-RU" w:bidi="ru-RU"/>
         </w:rPr>
       </w:pPr>
       <w:r>
         <w:rPr>
           <w:noProof/>
-          <w:color w:val="000000"/>
-          <w:sz w:val="20"/>
-          <w:szCs w:val="20"/>
-          <w:lang w:val="en-US" w:eastAsia="ru-RU" w:bidi="ru-RU"/>
         </w:rPr>
         <w:lastRenderedPageBreak/>
         <w:drawing>
-          <wp:inline distT="0" distB="0" distL="0" distR="0" wp14:anchorId="0DFEF4E9" wp14:editId="09064D70">
-            <wp:extent cx="4314825" cy="6962775"/>
-            <wp:effectExtent l="0" t="0" r="9525" b="9525"/>
-            <wp:docPr id="11" name="Рисунок 693058229" descr="Изображение выглядит как текст, снимок экрана, графический дизайн, Шрифт&#10;&#10;Содержимое, созданное искусственным интеллектом, может быть неверным."/>
+          <wp:inline distT="0" distB="0" distL="0" distR="0" wp14:anchorId="5130F2B8" wp14:editId="41C2032A">
+            <wp:extent cx="2242776" cy="9401175"/>
+            <wp:effectExtent l="0" t="0" r="5715" b="0"/>
+            <wp:docPr id="1133851967" name="Рисунок 4" descr="Изображение выглядит как текст, диаграмма, зарисовка, черно-белый&#10;&#10;Содержимое, созданное искусственным интеллектом, может быть неверным."/>
             <wp:cNvGraphicFramePr>
               <a:graphicFrameLocks xmlns:a="http://schemas.openxmlformats.org/drawingml/2006/main" noChangeAspect="1"/>
             </wp:cNvGraphicFramePr>
@@ -10127,13 +10128,13 @@
               <a:graphicData uri="http://schemas.openxmlformats.org/drawingml/2006/picture">
                 <pic:pic xmlns:pic="http://schemas.openxmlformats.org/drawingml/2006/picture">
                   <pic:nvPicPr>
-                    <pic:cNvPr id="0" name="Рисунок 693058229" descr="Изображение выглядит как текст, снимок экрана, графический дизайн, Шрифт&#10;&#10;Содержимое, созданное искусственным интеллектом, может быть неверным."/>
+                    <pic:cNvPr id="1133851967" name="Рисунок 4" descr="Изображение выглядит как текст, диаграмма, зарисовка, черно-белый&#10;&#10;Содержимое, созданное искусственным интеллектом, может быть неверным."/>
                     <pic:cNvPicPr>
                       <a:picLocks noChangeAspect="1" noChangeArrowheads="1"/>
                     </pic:cNvPicPr>
                   </pic:nvPicPr>
                   <pic:blipFill>
-                    <a:blip r:embed="rId9">
+                    <a:blip r:embed="rId9" cstate="print">
                       <a:extLst>
                         <a:ext uri="{28A0092B-C50C-407E-A947-70E740481C1C}">
                           <a14:useLocalDpi xmlns:a14="http://schemas.microsoft.com/office/drawing/2010/main" val="0"/>
@@ -10148,7 +10149,7 @@
                   <pic:spPr bwMode="auto">
                     <a:xfrm>
                       <a:off x="0" y="0"/>
-                      <a:ext cx="4314825" cy="6962775"/>
+                      <a:ext cx="2247131" cy="9419431"/>
                     </a:xfrm>
                     <a:prstGeom prst="rect">
                       <a:avLst/>
@@ -10190,10 +10191,15 @@
     </w:p>
     <w:p>
       <w:pPr>
+        <w:pStyle w:val="a5"/>
+        <w:numPr>
+          <w:ilvl w:val="0"/>
+          <w:numId w:val="4"/>
+        </w:numPr>
         <w:autoSpaceDE/>
         <w:autoSpaceDN/>
-        <w:ind w:left="20" w:right="20" w:firstLine="831"/>
-        <w:jc w:val="center"/>
+        <w:ind w:left="142" w:right="20" w:firstLine="0"/>
+        <w:jc w:val="both"/>
         <w:rPr>
           <w:color w:val="000000"/>
           <w:sz w:val="28"/>
@@ -10201,28 +10207,15 @@
           <w:lang w:eastAsia="ru-RU" w:bidi="ru-RU"/>
         </w:rPr>
       </w:pPr>
-    </w:p>
-    <w:p>
-      <w:pPr>
-        <w:autoSpaceDE/>
-        <w:autoSpaceDN/>
-        <w:ind w:left="20" w:right="20" w:firstLine="831"/>
-        <w:jc w:val="both"/>
+      <w:r>
         <w:rPr>
           <w:color w:val="000000"/>
           <w:sz w:val="28"/>
           <w:szCs w:val="28"/>
           <w:lang w:eastAsia="ru-RU" w:bidi="ru-RU"/>
         </w:rPr>
-      </w:pPr>
-      <w:r>
-        <w:rPr>
-          <w:color w:val="000000"/>
-          <w:sz w:val="28"/>
-          <w:szCs w:val="28"/>
-          <w:lang w:eastAsia="ru-RU" w:bidi="ru-RU"/>
-        </w:rPr>
-        <w:t xml:space="preserve">Построим теперь граф управления программы, он представлен на рисунке 2. </w:t>
+        <w:lastRenderedPageBreak/>
+        <w:t xml:space="preserve">Построим теперь граф управления программы, представлен на рисунке 2. </w:t>
       </w:r>
     </w:p>
     <w:p>
@@ -10241,47 +10234,49 @@
       <w:r>
         <w:rPr>
           <w:noProof/>
-          <w:color w:val="000000"/>
-          <w:sz w:val="20"/>
-          <w:szCs w:val="20"/>
-          <w:lang w:val="en-US" w:eastAsia="ru-RU" w:bidi="ru-RU"/>
-        </w:rPr>
-        <w:lastRenderedPageBreak/>
+        </w:rPr>
         <w:drawing>
-          <wp:inline distT="0" distB="0" distL="0" distR="0" wp14:anchorId="51D57D68" wp14:editId="0638CFB5">
-            <wp:extent cx="3676650" cy="8105775"/>
-            <wp:effectExtent l="0" t="0" r="0" b="9525"/>
-            <wp:docPr id="12" name="Рисунок 83"/>
-            <wp:cNvGraphicFramePr/>
+          <wp:inline distT="0" distB="0" distL="0" distR="0" wp14:anchorId="79846570" wp14:editId="6A185000">
+            <wp:extent cx="1303307" cy="9067800"/>
+            <wp:effectExtent l="0" t="0" r="0" b="0"/>
+            <wp:docPr id="314121351" name="Рисунок 3" descr="Изображение выглядит как зарисовка, черно-белый&#10;&#10;Содержимое, созданное искусственным интеллектом, может быть неверным."/>
+            <wp:cNvGraphicFramePr>
+              <a:graphicFrameLocks xmlns:a="http://schemas.openxmlformats.org/drawingml/2006/main" noChangeAspect="1"/>
+            </wp:cNvGraphicFramePr>
             <a:graphic xmlns:a="http://schemas.openxmlformats.org/drawingml/2006/main">
               <a:graphicData uri="http://schemas.openxmlformats.org/drawingml/2006/picture">
                 <pic:pic xmlns:pic="http://schemas.openxmlformats.org/drawingml/2006/picture">
                   <pic:nvPicPr>
-                    <pic:cNvPr id="83" name="Рисунок 83"/>
+                    <pic:cNvPr id="314121351" name="Рисунок 3" descr="Изображение выглядит как зарисовка, черно-белый&#10;&#10;Содержимое, созданное искусственным интеллектом, может быть неверным."/>
                     <pic:cNvPicPr>
-                      <a:picLocks noChangeAspect="1"/>
+                      <a:picLocks noChangeAspect="1" noChangeArrowheads="1"/>
                     </pic:cNvPicPr>
                   </pic:nvPicPr>
                   <pic:blipFill>
-                    <a:blip r:embed="rId10">
+                    <a:blip r:embed="rId10" cstate="print">
                       <a:extLst>
-                        <a:ext uri="{96DAC541-7B7A-43D3-8B79-37D633B846F1}">
-                          <asvg:svgBlip xmlns:asvg="http://schemas.microsoft.com/office/drawing/2016/SVG/main" r:embed="rId11"/>
+                        <a:ext uri="{28A0092B-C50C-407E-A947-70E740481C1C}">
+                          <a14:useLocalDpi xmlns:a14="http://schemas.microsoft.com/office/drawing/2010/main" val="0"/>
                         </a:ext>
                       </a:extLst>
                     </a:blip>
+                    <a:srcRect/>
                     <a:stretch>
                       <a:fillRect/>
                     </a:stretch>
                   </pic:blipFill>
-                  <pic:spPr>
+                  <pic:spPr bwMode="auto">
                     <a:xfrm>
                       <a:off x="0" y="0"/>
-                      <a:ext cx="3676650" cy="8105775"/>
+                      <a:ext cx="1309788" cy="9112895"/>
                     </a:xfrm>
                     <a:prstGeom prst="rect">
                       <a:avLst/>
                     </a:prstGeom>
+                    <a:noFill/>
+                    <a:ln>
+                      <a:noFill/>
+                    </a:ln>
                   </pic:spPr>
                 </pic:pic>
               </a:graphicData>
@@ -10377,8 +10372,10 @@
       <w:pPr>
         <w:ind w:left="20"/>
         <w:rPr>
+          <w:i/>
           <w:sz w:val="28"/>
           <w:szCs w:val="28"/>
+          <w:lang w:val="en-US"/>
         </w:rPr>
       </w:pPr>
       <w:r>
@@ -10394,7 +10391,22 @@
           <w:sz w:val="28"/>
           <w:szCs w:val="28"/>
         </w:rPr>
-        <w:t xml:space="preserve">1: 1-2-3-4-6-7-8-9-10-17; </w:t>
+        <w:t>1: 1-2-3-4-</w:t>
+      </w:r>
+      <w:r>
+        <w:rPr>
+          <w:sz w:val="28"/>
+          <w:szCs w:val="28"/>
+        </w:rPr>
+        <w:t>5-6-8-10-11-13-14-15-16-17</w:t>
+      </w:r>
+      <w:r>
+        <w:rPr>
+          <w:sz w:val="28"/>
+          <w:szCs w:val="28"/>
+          <w:lang w:val="en-US"/>
+        </w:rPr>
+        <w:t xml:space="preserve">; </w:t>
       </w:r>
       <m:oMath>
         <m:sSub>
@@ -10437,23 +10449,26 @@
             <w:sz w:val="28"/>
             <w:szCs w:val="28"/>
           </w:rPr>
-          <m:t>= 10</m:t>
+          <m:t>= 1</m:t>
+        </m:r>
+        <m:r>
+          <w:rPr>
+            <w:rFonts w:ascii="Cambria Math" w:hAnsi="Cambria Math"/>
+            <w:sz w:val="28"/>
+            <w:szCs w:val="28"/>
+          </w:rPr>
+          <m:t>4</m:t>
         </m:r>
       </m:oMath>
-      <w:r>
-        <w:rPr>
-          <w:sz w:val="28"/>
-          <w:szCs w:val="28"/>
-        </w:rPr>
-        <w:t xml:space="preserve"> </w:t>
-      </w:r>
     </w:p>
     <w:p>
       <w:pPr>
         <w:ind w:left="20"/>
         <w:rPr>
+          <w:i/>
           <w:sz w:val="28"/>
           <w:szCs w:val="28"/>
+          <w:lang w:val="en-US"/>
         </w:rPr>
       </w:pPr>
       <w:r>
@@ -10462,7 +10477,6 @@
           <w:szCs w:val="28"/>
           <w:lang w:val="en-US"/>
         </w:rPr>
-        <w:lastRenderedPageBreak/>
         <w:t>M</w:t>
       </w:r>
       <w:r>
@@ -10470,7 +10484,50 @@
           <w:sz w:val="28"/>
           <w:szCs w:val="28"/>
         </w:rPr>
-        <w:t xml:space="preserve">2: 1-2-3-5-4-6-7-8-9-10-17; </w:t>
+        <w:t>2</w:t>
+      </w:r>
+      <w:r>
+        <w:rPr>
+          <w:sz w:val="28"/>
+          <w:szCs w:val="28"/>
+        </w:rPr>
+        <w:t>: 1-2-3-4-</w:t>
+      </w:r>
+      <w:r>
+        <w:rPr>
+          <w:sz w:val="28"/>
+          <w:szCs w:val="28"/>
+        </w:rPr>
+        <w:t>5</w:t>
+      </w:r>
+      <w:r>
+        <w:rPr>
+          <w:sz w:val="28"/>
+          <w:szCs w:val="28"/>
+        </w:rPr>
+        <w:t>-6-8-10-11-12-13</w:t>
+      </w:r>
+      <w:r>
+        <w:rPr>
+          <w:sz w:val="28"/>
+          <w:szCs w:val="28"/>
+        </w:rPr>
+        <w:t>-14-15-16</w:t>
+      </w:r>
+      <w:r>
+        <w:rPr>
+          <w:sz w:val="28"/>
+          <w:szCs w:val="28"/>
+        </w:rPr>
+        <w:t>-17</w:t>
+      </w:r>
+      <w:r>
+        <w:rPr>
+          <w:sz w:val="28"/>
+          <w:szCs w:val="28"/>
+          <w:lang w:val="en-US"/>
+        </w:rPr>
+        <w:t xml:space="preserve">; </w:t>
       </w:r>
       <m:oMath>
         <m:sSub>
@@ -10513,23 +10570,26 @@
             <w:sz w:val="28"/>
             <w:szCs w:val="28"/>
           </w:rPr>
-          <m:t>=11</m:t>
+          <m:t>=1</m:t>
+        </m:r>
+        <m:r>
+          <w:rPr>
+            <w:rFonts w:ascii="Cambria Math" w:hAnsi="Cambria Math"/>
+            <w:sz w:val="28"/>
+            <w:szCs w:val="28"/>
+          </w:rPr>
+          <m:t>5</m:t>
         </m:r>
       </m:oMath>
-      <w:r>
-        <w:rPr>
-          <w:sz w:val="28"/>
-          <w:szCs w:val="28"/>
-        </w:rPr>
-        <w:t xml:space="preserve"> </w:t>
-      </w:r>
     </w:p>
     <w:p>
       <w:pPr>
         <w:ind w:left="20"/>
         <w:rPr>
+          <w:i/>
           <w:sz w:val="28"/>
           <w:szCs w:val="28"/>
+          <w:lang w:val="en-US"/>
         </w:rPr>
       </w:pPr>
       <w:r>
@@ -10545,7 +10605,50 @@
           <w:sz w:val="28"/>
           <w:szCs w:val="28"/>
         </w:rPr>
-        <w:t xml:space="preserve">3: 1-2-3-4-11-12-13-14-15-17 – 9; </w:t>
+        <w:t>3</w:t>
+      </w:r>
+      <w:r>
+        <w:rPr>
+          <w:sz w:val="28"/>
+          <w:szCs w:val="28"/>
+        </w:rPr>
+        <w:t>: 1-2-3-4-</w:t>
+      </w:r>
+      <w:r>
+        <w:rPr>
+          <w:sz w:val="28"/>
+          <w:szCs w:val="28"/>
+        </w:rPr>
+        <w:t>5</w:t>
+      </w:r>
+      <w:r>
+        <w:rPr>
+          <w:sz w:val="28"/>
+          <w:szCs w:val="28"/>
+        </w:rPr>
+        <w:t>-7-9-</w:t>
+      </w:r>
+      <w:r>
+        <w:rPr>
+          <w:sz w:val="28"/>
+          <w:szCs w:val="28"/>
+        </w:rPr>
+        <w:t>10-11-13-14-15-16</w:t>
+      </w:r>
+      <w:r>
+        <w:rPr>
+          <w:sz w:val="28"/>
+          <w:szCs w:val="28"/>
+        </w:rPr>
+        <w:t>-17</w:t>
+      </w:r>
+      <w:r>
+        <w:rPr>
+          <w:sz w:val="28"/>
+          <w:szCs w:val="28"/>
+          <w:lang w:val="en-US"/>
+        </w:rPr>
+        <w:t xml:space="preserve">; </w:t>
       </w:r>
       <m:oMath>
         <m:sSub>
@@ -10588,7 +10691,15 @@
             <w:sz w:val="28"/>
             <w:szCs w:val="28"/>
           </w:rPr>
-          <m:t>=10</m:t>
+          <m:t>=1</m:t>
+        </m:r>
+        <m:r>
+          <w:rPr>
+            <w:rFonts w:ascii="Cambria Math" w:hAnsi="Cambria Math"/>
+            <w:sz w:val="28"/>
+            <w:szCs w:val="28"/>
+          </w:rPr>
+          <m:t>4</m:t>
         </m:r>
       </m:oMath>
     </w:p>
@@ -10596,8 +10707,10 @@
       <w:pPr>
         <w:ind w:left="20"/>
         <w:rPr>
+          <w:i/>
           <w:sz w:val="28"/>
           <w:szCs w:val="28"/>
+          <w:lang w:val="en-US"/>
         </w:rPr>
       </w:pPr>
       <w:r>
@@ -10613,7 +10726,64 @@
           <w:sz w:val="28"/>
           <w:szCs w:val="28"/>
         </w:rPr>
-        <w:t xml:space="preserve">4: 1-2-3-5-4-11-12-13-14-15-17 – 10; </w:t>
+        <w:t>4</w:t>
+      </w:r>
+      <w:r>
+        <w:rPr>
+          <w:sz w:val="28"/>
+          <w:szCs w:val="28"/>
+        </w:rPr>
+        <w:t>: 1-2-3-4-</w:t>
+      </w:r>
+      <w:r>
+        <w:rPr>
+          <w:sz w:val="28"/>
+          <w:szCs w:val="28"/>
+        </w:rPr>
+        <w:t>5</w:t>
+      </w:r>
+      <w:r>
+        <w:rPr>
+          <w:sz w:val="28"/>
+          <w:szCs w:val="28"/>
+        </w:rPr>
+        <w:t>-7-9-</w:t>
+      </w:r>
+      <w:r>
+        <w:rPr>
+          <w:sz w:val="28"/>
+          <w:szCs w:val="28"/>
+        </w:rPr>
+        <w:t>10-11-12</w:t>
+      </w:r>
+      <w:r>
+        <w:rPr>
+          <w:sz w:val="28"/>
+          <w:szCs w:val="28"/>
+        </w:rPr>
+        <w:t>-13</w:t>
+      </w:r>
+      <w:r>
+        <w:rPr>
+          <w:sz w:val="28"/>
+          <w:szCs w:val="28"/>
+        </w:rPr>
+        <w:t>-14-15-16</w:t>
+      </w:r>
+      <w:r>
+        <w:rPr>
+          <w:sz w:val="28"/>
+          <w:szCs w:val="28"/>
+        </w:rPr>
+        <w:t>-17</w:t>
+      </w:r>
+      <w:r>
+        <w:rPr>
+          <w:sz w:val="28"/>
+          <w:szCs w:val="28"/>
+          <w:lang w:val="en-US"/>
+        </w:rPr>
+        <w:t xml:space="preserve">; </w:t>
       </w:r>
       <m:oMath>
         <m:sSub>
@@ -10656,7 +10826,15 @@
             <w:sz w:val="28"/>
             <w:szCs w:val="28"/>
           </w:rPr>
-          <m:t>=11</m:t>
+          <m:t>=1</m:t>
+        </m:r>
+        <m:r>
+          <w:rPr>
+            <w:rFonts w:ascii="Cambria Math" w:hAnsi="Cambria Math"/>
+            <w:sz w:val="28"/>
+            <w:szCs w:val="28"/>
+          </w:rPr>
+          <m:t>5</m:t>
         </m:r>
       </m:oMath>
     </w:p>
@@ -10988,7 +11166,19 @@
             <w:szCs w:val="28"/>
             <w:lang w:bidi="en-US"/>
           </w:rPr>
-          <m:t>10</m:t>
+          <m:t>1</m:t>
+        </m:r>
+        <m:r>
+          <m:rPr>
+            <m:sty m:val="p"/>
+          </m:rPr>
+          <w:rPr>
+            <w:rFonts w:ascii="Cambria Math" w:eastAsia="Calibri" w:hAnsi="Cambria Math"/>
+            <w:sz w:val="28"/>
+            <w:szCs w:val="28"/>
+            <w:lang w:bidi="en-US"/>
+          </w:rPr>
+          <m:t>4</m:t>
         </m:r>
         <m:r>
           <w:rPr>
@@ -11009,7 +11199,67 @@
             <w:szCs w:val="28"/>
             <w:lang w:bidi="en-US"/>
           </w:rPr>
-          <m:t>11+10+11</m:t>
+          <m:t>1</m:t>
+        </m:r>
+        <m:r>
+          <m:rPr>
+            <m:sty m:val="p"/>
+          </m:rPr>
+          <w:rPr>
+            <w:rFonts w:ascii="Cambria Math" w:eastAsia="Calibri" w:hAnsi="Cambria Math"/>
+            <w:sz w:val="28"/>
+            <w:szCs w:val="28"/>
+            <w:lang w:bidi="en-US"/>
+          </w:rPr>
+          <m:t>5</m:t>
+        </m:r>
+        <m:r>
+          <m:rPr>
+            <m:sty m:val="p"/>
+          </m:rPr>
+          <w:rPr>
+            <w:rFonts w:ascii="Cambria Math" w:eastAsia="Calibri" w:hAnsi="Cambria Math"/>
+            <w:sz w:val="28"/>
+            <w:szCs w:val="28"/>
+            <w:lang w:bidi="en-US"/>
+          </w:rPr>
+          <m:t>+1</m:t>
+        </m:r>
+        <m:r>
+          <m:rPr>
+            <m:sty m:val="p"/>
+          </m:rPr>
+          <w:rPr>
+            <w:rFonts w:ascii="Cambria Math" w:eastAsia="Calibri" w:hAnsi="Cambria Math"/>
+            <w:sz w:val="28"/>
+            <w:szCs w:val="28"/>
+            <w:lang w:bidi="en-US"/>
+          </w:rPr>
+          <m:t>4</m:t>
+        </m:r>
+        <m:r>
+          <m:rPr>
+            <m:sty m:val="p"/>
+          </m:rPr>
+          <w:rPr>
+            <w:rFonts w:ascii="Cambria Math" w:eastAsia="Calibri" w:hAnsi="Cambria Math"/>
+            <w:sz w:val="28"/>
+            <w:szCs w:val="28"/>
+            <w:lang w:bidi="en-US"/>
+          </w:rPr>
+          <m:t>+1</m:t>
+        </m:r>
+        <m:r>
+          <m:rPr>
+            <m:sty m:val="p"/>
+          </m:rPr>
+          <w:rPr>
+            <w:rFonts w:ascii="Cambria Math" w:eastAsia="Calibri" w:hAnsi="Cambria Math"/>
+            <w:sz w:val="28"/>
+            <w:szCs w:val="28"/>
+            <w:lang w:bidi="en-US"/>
+          </w:rPr>
+          <m:t>5</m:t>
         </m:r>
         <m:r>
           <w:rPr>
@@ -11030,7 +11280,16 @@
             <w:szCs w:val="28"/>
             <w:lang w:bidi="en-US"/>
           </w:rPr>
-          <m:t>42</m:t>
+          <m:t>5</m:t>
+        </m:r>
+        <m:r>
+          <w:rPr>
+            <w:rFonts w:ascii="Cambria Math" w:eastAsia="Calibri" w:hAnsi="Cambria Math"/>
+            <w:sz w:val="28"/>
+            <w:szCs w:val="28"/>
+            <w:lang w:val="en-US" w:bidi="en-US"/>
+          </w:rPr>
+          <m:t>8</m:t>
         </m:r>
       </m:oMath>
       <w:r>
@@ -11295,7 +11554,25 @@
           <w:szCs w:val="28"/>
           <w:lang w:eastAsia="ru-RU" w:bidi="ru-RU"/>
         </w:rPr>
-        <w:t>Число вершин ветвления в составленном графе составляет 6, отсюда</w:t>
+        <w:t xml:space="preserve">Число вершин ветвления в составленном графе составляет </w:t>
+      </w:r>
+      <w:r>
+        <w:rPr>
+          <w:color w:val="000000"/>
+          <w:sz w:val="28"/>
+          <w:szCs w:val="28"/>
+          <w:lang w:eastAsia="ru-RU" w:bidi="ru-RU"/>
+        </w:rPr>
+        <w:t>3</w:t>
+      </w:r>
+      <w:r>
+        <w:rPr>
+          <w:color w:val="000000"/>
+          <w:sz w:val="28"/>
+          <w:szCs w:val="28"/>
+          <w:lang w:eastAsia="ru-RU" w:bidi="ru-RU"/>
+        </w:rPr>
+        <w:t>, отсюда</w:t>
       </w:r>
     </w:p>
     <w:p>
@@ -11389,7 +11666,51 @@
           <w:shd w:val="clear" w:color="auto" w:fill="FFFFFF"/>
           <w:lang w:eastAsia="ru-RU" w:bidi="ru-RU"/>
         </w:rPr>
-        <w:t>1 = 6+ 1 = 7.</w:t>
+        <w:t xml:space="preserve">1 = </w:t>
+      </w:r>
+      <w:r>
+        <w:rPr>
+          <w:smallCaps/>
+          <w:color w:val="000000"/>
+          <w:sz w:val="28"/>
+          <w:szCs w:val="28"/>
+          <w:shd w:val="clear" w:color="auto" w:fill="FFFFFF"/>
+          <w:lang w:val="en-US" w:eastAsia="ru-RU" w:bidi="ru-RU"/>
+        </w:rPr>
+        <w:t xml:space="preserve">3 </w:t>
+      </w:r>
+      <w:r>
+        <w:rPr>
+          <w:smallCaps/>
+          <w:color w:val="000000"/>
+          <w:sz w:val="28"/>
+          <w:szCs w:val="28"/>
+          <w:shd w:val="clear" w:color="auto" w:fill="FFFFFF"/>
+          <w:lang w:eastAsia="ru-RU" w:bidi="ru-RU"/>
+        </w:rPr>
+        <w:t xml:space="preserve">+ 1 = </w:t>
+      </w:r>
+      <w:r>
+        <w:rPr>
+          <w:smallCaps/>
+          <w:color w:val="000000"/>
+          <w:sz w:val="28"/>
+          <w:szCs w:val="28"/>
+          <w:shd w:val="clear" w:color="auto" w:fill="FFFFFF"/>
+          <w:lang w:val="en-US" w:eastAsia="ru-RU" w:bidi="ru-RU"/>
+        </w:rPr>
+        <w:t>4</w:t>
+      </w:r>
+      <w:r>
+        <w:rPr>
+          <w:smallCaps/>
+          <w:color w:val="000000"/>
+          <w:sz w:val="28"/>
+          <w:szCs w:val="28"/>
+          <w:shd w:val="clear" w:color="auto" w:fill="FFFFFF"/>
+          <w:lang w:eastAsia="ru-RU" w:bidi="ru-RU"/>
+        </w:rPr>
+        <w:t>.</w:t>
       </w:r>
     </w:p>
     <w:p>
@@ -11903,7 +12224,17 @@
           <w:szCs w:val="28"/>
           <w:lang w:eastAsia="ru-RU" w:bidi="ru-RU"/>
         </w:rPr>
-        <w:t>Тестирование программы по указанным маршрутам позволит проверить все операторы ветвления программы. Метрика структурной сложности определяется по следующему соотношению:</w:t>
+        <w:t xml:space="preserve">Тестирование программы по указанным маршрутам позволит проверить все операторы ветвления программы. Метрика структурной сложности </w:t>
+      </w:r>
+      <w:r>
+        <w:rPr>
+          <w:color w:val="000000"/>
+          <w:sz w:val="28"/>
+          <w:szCs w:val="28"/>
+          <w:lang w:eastAsia="ru-RU" w:bidi="ru-RU"/>
+        </w:rPr>
+        <w:lastRenderedPageBreak/>
+        <w:t>определяется по следующему соотношению:</w:t>
       </w:r>
     </w:p>
     <w:p>
@@ -13447,7 +13778,6 @@
                 <w:sz w:val="28"/>
                 <w:szCs w:val="28"/>
               </w:rPr>
-              <w:lastRenderedPageBreak/>
               <w:t>3</w:t>
             </w:r>
           </w:p>
@@ -29312,6 +29642,7 @@
           <w:rFonts w:ascii="Calibri" w:eastAsia="Calibri" w:hAnsi="Calibri"/>
           <w:lang w:val="en-US"/>
         </w:rPr>
+        <w:lastRenderedPageBreak/>
         <w:t>M</w:t>
       </w:r>
       <w:r>
@@ -29458,17 +29789,7 @@
           <w:szCs w:val="28"/>
           <w:lang w:eastAsia="ru-RU" w:bidi="ru-RU"/>
         </w:rPr>
-        <w:t xml:space="preserve">Проведем оценку алгоритмической сложности по третьему критерию. В </w:t>
-      </w:r>
-      <w:r>
-        <w:rPr>
-          <w:color w:val="000000"/>
-          <w:sz w:val="28"/>
-          <w:szCs w:val="28"/>
-          <w:lang w:eastAsia="ru-RU" w:bidi="ru-RU"/>
-        </w:rPr>
-        <w:lastRenderedPageBreak/>
-        <w:t>соответствии с третьим критерием необходимо выделить все реально возможные маршруты управления:</w:t>
+        <w:t>Проведем оценку алгоритмической сложности по третьему критерию. В соответствии с третьим критерием необходимо выделить все реально возможные маршруты управления:</w:t>
       </w:r>
     </w:p>
     <w:p>
@@ -30601,7 +30922,17 @@
           <w:szCs w:val="28"/>
           <w:lang w:eastAsia="ru-RU" w:bidi="ru-RU"/>
         </w:rPr>
-        <w:t xml:space="preserve">) в полученном графе управления программой можно выделить 8 независимых контуров, которые определяют пять управляющих маршрутов, ведущих из начальной вершины в конечную. </w:t>
+        <w:t xml:space="preserve">) в полученном графе управления программой можно выделить 8 независимых контуров, которые определяют пять управляющих маршрутов, ведущих из </w:t>
+      </w:r>
+      <w:r>
+        <w:rPr>
+          <w:color w:val="000000"/>
+          <w:sz w:val="28"/>
+          <w:szCs w:val="28"/>
+          <w:lang w:eastAsia="ru-RU" w:bidi="ru-RU"/>
+        </w:rPr>
+        <w:lastRenderedPageBreak/>
+        <w:t xml:space="preserve">начальной вершины в конечную. </w:t>
       </w:r>
     </w:p>
     <w:p>
@@ -30682,8 +31013,8 @@
       </w:pPr>
     </w:p>
     <w:sectPr>
-      <w:headerReference w:type="default" r:id="rId12"/>
-      <w:footerReference w:type="default" r:id="rId13"/>
+      <w:headerReference w:type="default" r:id="rId11"/>
+      <w:footerReference w:type="default" r:id="rId12"/>
       <w:type w:val="continuous"/>
       <w:pgSz w:w="11910" w:h="16840"/>
       <w:pgMar w:top="567" w:right="992" w:bottom="709" w:left="992" w:header="993" w:footer="737" w:gutter="0"/>
@@ -30966,6 +31297,95 @@
     </w:lvl>
   </w:abstractNum>
   <w:abstractNum w:abstractNumId="2" w15:restartNumberingAfterBreak="0">
+    <w:nsid w:val="2BB4452F"/>
+    <w:multiLevelType w:val="hybridMultilevel"/>
+    <w:tmpl w:val="0680A9AE"/>
+    <w:lvl w:ilvl="0" w:tplc="5ED0B5C6">
+      <w:start w:val="1"/>
+      <w:numFmt w:val="decimal"/>
+      <w:lvlText w:val="%1."/>
+      <w:lvlJc w:val="left"/>
+      <w:pPr>
+        <w:ind w:left="1211" w:hanging="360"/>
+      </w:pPr>
+      <w:rPr>
+        <w:rFonts w:hint="default"/>
+      </w:rPr>
+    </w:lvl>
+    <w:lvl w:ilvl="1" w:tplc="04190019" w:tentative="1">
+      <w:start w:val="1"/>
+      <w:numFmt w:val="lowerLetter"/>
+      <w:lvlText w:val="%2."/>
+      <w:lvlJc w:val="left"/>
+      <w:pPr>
+        <w:ind w:left="1931" w:hanging="360"/>
+      </w:pPr>
+    </w:lvl>
+    <w:lvl w:ilvl="2" w:tplc="0419001B" w:tentative="1">
+      <w:start w:val="1"/>
+      <w:numFmt w:val="lowerRoman"/>
+      <w:lvlText w:val="%3."/>
+      <w:lvlJc w:val="right"/>
+      <w:pPr>
+        <w:ind w:left="2651" w:hanging="180"/>
+      </w:pPr>
+    </w:lvl>
+    <w:lvl w:ilvl="3" w:tplc="0419000F" w:tentative="1">
+      <w:start w:val="1"/>
+      <w:numFmt w:val="decimal"/>
+      <w:lvlText w:val="%4."/>
+      <w:lvlJc w:val="left"/>
+      <w:pPr>
+        <w:ind w:left="3371" w:hanging="360"/>
+      </w:pPr>
+    </w:lvl>
+    <w:lvl w:ilvl="4" w:tplc="04190019" w:tentative="1">
+      <w:start w:val="1"/>
+      <w:numFmt w:val="lowerLetter"/>
+      <w:lvlText w:val="%5."/>
+      <w:lvlJc w:val="left"/>
+      <w:pPr>
+        <w:ind w:left="4091" w:hanging="360"/>
+      </w:pPr>
+    </w:lvl>
+    <w:lvl w:ilvl="5" w:tplc="0419001B" w:tentative="1">
+      <w:start w:val="1"/>
+      <w:numFmt w:val="lowerRoman"/>
+      <w:lvlText w:val="%6."/>
+      <w:lvlJc w:val="right"/>
+      <w:pPr>
+        <w:ind w:left="4811" w:hanging="180"/>
+      </w:pPr>
+    </w:lvl>
+    <w:lvl w:ilvl="6" w:tplc="0419000F" w:tentative="1">
+      <w:start w:val="1"/>
+      <w:numFmt w:val="decimal"/>
+      <w:lvlText w:val="%7."/>
+      <w:lvlJc w:val="left"/>
+      <w:pPr>
+        <w:ind w:left="5531" w:hanging="360"/>
+      </w:pPr>
+    </w:lvl>
+    <w:lvl w:ilvl="7" w:tplc="04190019" w:tentative="1">
+      <w:start w:val="1"/>
+      <w:numFmt w:val="lowerLetter"/>
+      <w:lvlText w:val="%8."/>
+      <w:lvlJc w:val="left"/>
+      <w:pPr>
+        <w:ind w:left="6251" w:hanging="360"/>
+      </w:pPr>
+    </w:lvl>
+    <w:lvl w:ilvl="8" w:tplc="0419001B" w:tentative="1">
+      <w:start w:val="1"/>
+      <w:numFmt w:val="lowerRoman"/>
+      <w:lvlText w:val="%9."/>
+      <w:lvlJc w:val="right"/>
+      <w:pPr>
+        <w:ind w:left="6971" w:hanging="180"/>
+      </w:pPr>
+    </w:lvl>
+  </w:abstractNum>
+  <w:abstractNum w:abstractNumId="3" w15:restartNumberingAfterBreak="0">
     <w:nsid w:val="7CD96E4E"/>
     <w:multiLevelType w:val="hybridMultilevel"/>
     <w:tmpl w:val="3560F24A"/>
@@ -31055,13 +31475,16 @@
     </w:lvl>
   </w:abstractNum>
   <w:num w:numId="1" w16cid:durableId="202522349">
-    <w:abstractNumId w:val="2"/>
+    <w:abstractNumId w:val="3"/>
   </w:num>
   <w:num w:numId="2" w16cid:durableId="1080253378">
     <w:abstractNumId w:val="0"/>
   </w:num>
   <w:num w:numId="3" w16cid:durableId="1581795269">
     <w:abstractNumId w:val="1"/>
+  </w:num>
+  <w:num w:numId="4" w16cid:durableId="161313960">
+    <w:abstractNumId w:val="2"/>
   </w:num>
 </w:numbering>
 </file>
@@ -31490,6 +31913,7 @@
   <w:style w:type="character" w:default="1" w:styleId="a0">
     <w:name w:val="Default Paragraph Font"/>
     <w:uiPriority w:val="1"/>
+    <w:semiHidden/>
     <w:unhideWhenUsed/>
   </w:style>
   <w:style w:type="table" w:default="1" w:styleId="a1">

--- a/Надежность и безопасность ПО/ПЗ № 4 Оценка структурной сложности программ/Отчёт 4 Практика.docx
+++ b/Надежность и безопасность ПО/ПЗ № 4 Оценка структурной сложности программ/Отчёт 4 Практика.docx
@@ -10375,7 +10375,6 @@
           <w:i/>
           <w:sz w:val="28"/>
           <w:szCs w:val="28"/>
-          <w:lang w:val="en-US"/>
         </w:rPr>
       </w:pPr>
       <w:r>
@@ -10404,7 +10403,6 @@
         <w:rPr>
           <w:sz w:val="28"/>
           <w:szCs w:val="28"/>
-          <w:lang w:val="en-US"/>
         </w:rPr>
         <w:t xml:space="preserve">; </w:t>
       </w:r>
@@ -10449,15 +10447,7 @@
             <w:sz w:val="28"/>
             <w:szCs w:val="28"/>
           </w:rPr>
-          <m:t>= 1</m:t>
-        </m:r>
-        <m:r>
-          <w:rPr>
-            <w:rFonts w:ascii="Cambria Math" w:hAnsi="Cambria Math"/>
-            <w:sz w:val="28"/>
-            <w:szCs w:val="28"/>
-          </w:rPr>
-          <m:t>4</m:t>
+          <m:t>= 14</m:t>
         </m:r>
       </m:oMath>
     </w:p>
@@ -10468,7 +10458,6 @@
           <w:i/>
           <w:sz w:val="28"/>
           <w:szCs w:val="28"/>
-          <w:lang w:val="en-US"/>
         </w:rPr>
       </w:pPr>
       <w:r>
@@ -10498,34 +10487,12 @@
           <w:sz w:val="28"/>
           <w:szCs w:val="28"/>
         </w:rPr>
-        <w:t>5</w:t>
+        <w:t>5-6-8-10-11-12-13-14-15-16-17</w:t>
       </w:r>
       <w:r>
         <w:rPr>
           <w:sz w:val="28"/>
           <w:szCs w:val="28"/>
-        </w:rPr>
-        <w:t>-6-8-10-11-12-13</w:t>
-      </w:r>
-      <w:r>
-        <w:rPr>
-          <w:sz w:val="28"/>
-          <w:szCs w:val="28"/>
-        </w:rPr>
-        <w:t>-14-15-16</w:t>
-      </w:r>
-      <w:r>
-        <w:rPr>
-          <w:sz w:val="28"/>
-          <w:szCs w:val="28"/>
-        </w:rPr>
-        <w:t>-17</w:t>
-      </w:r>
-      <w:r>
-        <w:rPr>
-          <w:sz w:val="28"/>
-          <w:szCs w:val="28"/>
-          <w:lang w:val="en-US"/>
         </w:rPr>
         <w:t xml:space="preserve">; </w:t>
       </w:r>
@@ -10570,15 +10537,7 @@
             <w:sz w:val="28"/>
             <w:szCs w:val="28"/>
           </w:rPr>
-          <m:t>=1</m:t>
-        </m:r>
-        <m:r>
-          <w:rPr>
-            <w:rFonts w:ascii="Cambria Math" w:hAnsi="Cambria Math"/>
-            <w:sz w:val="28"/>
-            <w:szCs w:val="28"/>
-          </w:rPr>
-          <m:t>5</m:t>
+          <m:t>=15</m:t>
         </m:r>
       </m:oMath>
     </w:p>
@@ -10589,7 +10548,6 @@
           <w:i/>
           <w:sz w:val="28"/>
           <w:szCs w:val="28"/>
-          <w:lang w:val="en-US"/>
         </w:rPr>
       </w:pPr>
       <w:r>
@@ -10619,34 +10577,12 @@
           <w:sz w:val="28"/>
           <w:szCs w:val="28"/>
         </w:rPr>
-        <w:t>5</w:t>
+        <w:t>5-7-9-10-11-13-14-15-16-17</w:t>
       </w:r>
       <w:r>
         <w:rPr>
           <w:sz w:val="28"/>
           <w:szCs w:val="28"/>
-        </w:rPr>
-        <w:t>-7-9-</w:t>
-      </w:r>
-      <w:r>
-        <w:rPr>
-          <w:sz w:val="28"/>
-          <w:szCs w:val="28"/>
-        </w:rPr>
-        <w:t>10-11-13-14-15-16</w:t>
-      </w:r>
-      <w:r>
-        <w:rPr>
-          <w:sz w:val="28"/>
-          <w:szCs w:val="28"/>
-        </w:rPr>
-        <w:t>-17</w:t>
-      </w:r>
-      <w:r>
-        <w:rPr>
-          <w:sz w:val="28"/>
-          <w:szCs w:val="28"/>
-          <w:lang w:val="en-US"/>
         </w:rPr>
         <w:t xml:space="preserve">; </w:t>
       </w:r>
@@ -10691,15 +10627,7 @@
             <w:sz w:val="28"/>
             <w:szCs w:val="28"/>
           </w:rPr>
-          <m:t>=1</m:t>
-        </m:r>
-        <m:r>
-          <w:rPr>
-            <w:rFonts w:ascii="Cambria Math" w:hAnsi="Cambria Math"/>
-            <w:sz w:val="28"/>
-            <w:szCs w:val="28"/>
-          </w:rPr>
-          <m:t>4</m:t>
+          <m:t>=14</m:t>
         </m:r>
       </m:oMath>
     </w:p>
@@ -10710,7 +10638,6 @@
           <w:i/>
           <w:sz w:val="28"/>
           <w:szCs w:val="28"/>
-          <w:lang w:val="en-US"/>
         </w:rPr>
       </w:pPr>
       <w:r>
@@ -10740,48 +10667,12 @@
           <w:sz w:val="28"/>
           <w:szCs w:val="28"/>
         </w:rPr>
-        <w:t>5</w:t>
+        <w:t>5-7-9-10-11-12-13-14-15-16-17</w:t>
       </w:r>
       <w:r>
         <w:rPr>
           <w:sz w:val="28"/>
           <w:szCs w:val="28"/>
-        </w:rPr>
-        <w:t>-7-9-</w:t>
-      </w:r>
-      <w:r>
-        <w:rPr>
-          <w:sz w:val="28"/>
-          <w:szCs w:val="28"/>
-        </w:rPr>
-        <w:t>10-11-12</w:t>
-      </w:r>
-      <w:r>
-        <w:rPr>
-          <w:sz w:val="28"/>
-          <w:szCs w:val="28"/>
-        </w:rPr>
-        <w:t>-13</w:t>
-      </w:r>
-      <w:r>
-        <w:rPr>
-          <w:sz w:val="28"/>
-          <w:szCs w:val="28"/>
-        </w:rPr>
-        <w:t>-14-15-16</w:t>
-      </w:r>
-      <w:r>
-        <w:rPr>
-          <w:sz w:val="28"/>
-          <w:szCs w:val="28"/>
-        </w:rPr>
-        <w:t>-17</w:t>
-      </w:r>
-      <w:r>
-        <w:rPr>
-          <w:sz w:val="28"/>
-          <w:szCs w:val="28"/>
-          <w:lang w:val="en-US"/>
         </w:rPr>
         <w:t xml:space="preserve">; </w:t>
       </w:r>
@@ -10826,15 +10717,7 @@
             <w:sz w:val="28"/>
             <w:szCs w:val="28"/>
           </w:rPr>
-          <m:t>=1</m:t>
-        </m:r>
-        <m:r>
-          <w:rPr>
-            <w:rFonts w:ascii="Cambria Math" w:hAnsi="Cambria Math"/>
-            <w:sz w:val="28"/>
-            <w:szCs w:val="28"/>
-          </w:rPr>
-          <m:t>5</m:t>
+          <m:t>=15</m:t>
         </m:r>
       </m:oMath>
     </w:p>
@@ -10922,7 +10805,6 @@
         <w:rPr>
           <w:rFonts w:eastAsia="Calibri"/>
           <w:i/>
-          <w:iCs/>
           <w:sz w:val="28"/>
           <w:szCs w:val="28"/>
           <w:lang w:bidi="en-US"/>
@@ -11166,19 +11048,7 @@
             <w:szCs w:val="28"/>
             <w:lang w:bidi="en-US"/>
           </w:rPr>
-          <m:t>1</m:t>
-        </m:r>
-        <m:r>
-          <m:rPr>
-            <m:sty m:val="p"/>
-          </m:rPr>
-          <w:rPr>
-            <w:rFonts w:ascii="Cambria Math" w:eastAsia="Calibri" w:hAnsi="Cambria Math"/>
-            <w:sz w:val="28"/>
-            <w:szCs w:val="28"/>
-            <w:lang w:bidi="en-US"/>
-          </w:rPr>
-          <m:t>4</m:t>
+          <m:t>14</m:t>
         </m:r>
         <m:r>
           <w:rPr>
@@ -11199,67 +11069,7 @@
             <w:szCs w:val="28"/>
             <w:lang w:bidi="en-US"/>
           </w:rPr>
-          <m:t>1</m:t>
-        </m:r>
-        <m:r>
-          <m:rPr>
-            <m:sty m:val="p"/>
-          </m:rPr>
-          <w:rPr>
-            <w:rFonts w:ascii="Cambria Math" w:eastAsia="Calibri" w:hAnsi="Cambria Math"/>
-            <w:sz w:val="28"/>
-            <w:szCs w:val="28"/>
-            <w:lang w:bidi="en-US"/>
-          </w:rPr>
-          <m:t>5</m:t>
-        </m:r>
-        <m:r>
-          <m:rPr>
-            <m:sty m:val="p"/>
-          </m:rPr>
-          <w:rPr>
-            <w:rFonts w:ascii="Cambria Math" w:eastAsia="Calibri" w:hAnsi="Cambria Math"/>
-            <w:sz w:val="28"/>
-            <w:szCs w:val="28"/>
-            <w:lang w:bidi="en-US"/>
-          </w:rPr>
-          <m:t>+1</m:t>
-        </m:r>
-        <m:r>
-          <m:rPr>
-            <m:sty m:val="p"/>
-          </m:rPr>
-          <w:rPr>
-            <w:rFonts w:ascii="Cambria Math" w:eastAsia="Calibri" w:hAnsi="Cambria Math"/>
-            <w:sz w:val="28"/>
-            <w:szCs w:val="28"/>
-            <w:lang w:bidi="en-US"/>
-          </w:rPr>
-          <m:t>4</m:t>
-        </m:r>
-        <m:r>
-          <m:rPr>
-            <m:sty m:val="p"/>
-          </m:rPr>
-          <w:rPr>
-            <w:rFonts w:ascii="Cambria Math" w:eastAsia="Calibri" w:hAnsi="Cambria Math"/>
-            <w:sz w:val="28"/>
-            <w:szCs w:val="28"/>
-            <w:lang w:bidi="en-US"/>
-          </w:rPr>
-          <m:t>+1</m:t>
-        </m:r>
-        <m:r>
-          <m:rPr>
-            <m:sty m:val="p"/>
-          </m:rPr>
-          <w:rPr>
-            <w:rFonts w:ascii="Cambria Math" w:eastAsia="Calibri" w:hAnsi="Cambria Math"/>
-            <w:sz w:val="28"/>
-            <w:szCs w:val="28"/>
-            <w:lang w:bidi="en-US"/>
-          </w:rPr>
-          <m:t>5</m:t>
+          <m:t>15+14+15</m:t>
         </m:r>
         <m:r>
           <w:rPr>
@@ -11287,7 +11097,7 @@
             <w:rFonts w:ascii="Cambria Math" w:eastAsia="Calibri" w:hAnsi="Cambria Math"/>
             <w:sz w:val="28"/>
             <w:szCs w:val="28"/>
-            <w:lang w:val="en-US" w:bidi="en-US"/>
+            <w:lang w:bidi="en-US"/>
           </w:rPr>
           <m:t>8</m:t>
         </m:r>
@@ -11311,6 +11121,23 @@
         <w:spacing w:after="160" w:line="256" w:lineRule="auto"/>
         <w:rPr>
           <w:rFonts w:eastAsia="Calibri"/>
+          <w:i/>
+          <w:iCs/>
+          <w:sz w:val="28"/>
+          <w:szCs w:val="28"/>
+          <w:lang w:bidi="en-US"/>
+        </w:rPr>
+      </w:pPr>
+    </w:p>
+    <w:p>
+      <w:pPr>
+        <w:widowControl/>
+        <w:autoSpaceDE/>
+        <w:autoSpaceDN/>
+        <w:spacing w:after="160" w:line="256" w:lineRule="auto"/>
+        <w:jc w:val="center"/>
+        <w:rPr>
+          <w:rFonts w:eastAsia="Calibri"/>
           <w:sz w:val="28"/>
           <w:szCs w:val="28"/>
         </w:rPr>
@@ -11339,7 +11166,28 @@
           <w:sz w:val="28"/>
           <w:szCs w:val="28"/>
         </w:rPr>
-        <w:t>. Необходимо определить число проверок каждого линейно независимого цикла и линейно независимого ациклического участка программы. Количество проверок определяется цикломатическим числом графа, которое определяется следующим соотношением:</w:t>
+        <w:t>.</w:t>
+      </w:r>
+    </w:p>
+    <w:p>
+      <w:pPr>
+        <w:widowControl/>
+        <w:autoSpaceDE/>
+        <w:autoSpaceDN/>
+        <w:spacing w:after="160" w:line="256" w:lineRule="auto"/>
+        <w:rPr>
+          <w:rFonts w:eastAsia="Calibri"/>
+          <w:sz w:val="28"/>
+          <w:szCs w:val="28"/>
+        </w:rPr>
+      </w:pPr>
+      <w:r>
+        <w:rPr>
+          <w:rFonts w:eastAsia="Calibri"/>
+          <w:sz w:val="28"/>
+          <w:szCs w:val="28"/>
+        </w:rPr>
+        <w:t>Необходимо определить число проверок каждого линейно независимого цикла и линейно независимого ациклического участка программы. Количество проверок определяется цикломатическим числом графа, которое определяется следующим соотношением:</w:t>
       </w:r>
     </w:p>
     <w:p>
@@ -11460,7 +11308,7 @@
       <w:pPr>
         <w:autoSpaceDE/>
         <w:autoSpaceDN/>
-        <w:ind w:left="20" w:firstLine="831"/>
+        <w:ind w:left="20" w:hanging="20"/>
         <w:rPr>
           <w:color w:val="000000"/>
           <w:sz w:val="28"/>
@@ -11538,7 +11386,7 @@
       <w:pPr>
         <w:autoSpaceDE/>
         <w:autoSpaceDN/>
-        <w:ind w:left="20" w:firstLine="831"/>
+        <w:ind w:left="20" w:hanging="20"/>
         <w:jc w:val="both"/>
         <w:rPr>
           <w:color w:val="000000"/>
@@ -11579,7 +11427,7 @@
       <w:pPr>
         <w:autoSpaceDE/>
         <w:autoSpaceDN/>
-        <w:ind w:left="20" w:right="20" w:firstLine="831"/>
+        <w:ind w:left="20" w:right="20" w:hanging="20"/>
         <w:jc w:val="center"/>
         <w:rPr>
           <w:color w:val="000000"/>
@@ -11675,7 +11523,7 @@
           <w:sz w:val="28"/>
           <w:szCs w:val="28"/>
           <w:shd w:val="clear" w:color="auto" w:fill="FFFFFF"/>
-          <w:lang w:val="en-US" w:eastAsia="ru-RU" w:bidi="ru-RU"/>
+          <w:lang w:eastAsia="ru-RU" w:bidi="ru-RU"/>
         </w:rPr>
         <w:t xml:space="preserve">3 </w:t>
       </w:r>
@@ -11697,7 +11545,7 @@
           <w:sz w:val="28"/>
           <w:szCs w:val="28"/>
           <w:shd w:val="clear" w:color="auto" w:fill="FFFFFF"/>
-          <w:lang w:val="en-US" w:eastAsia="ru-RU" w:bidi="ru-RU"/>
+          <w:lang w:eastAsia="ru-RU" w:bidi="ru-RU"/>
         </w:rPr>
         <w:t>4</w:t>
       </w:r>
@@ -11717,7 +11565,7 @@
       <w:pPr>
         <w:autoSpaceDE/>
         <w:autoSpaceDN/>
-        <w:ind w:left="20" w:firstLine="831"/>
+        <w:ind w:left="20" w:hanging="20"/>
         <w:jc w:val="both"/>
         <w:rPr>
           <w:color w:val="000000"/>
@@ -12224,17 +12072,8 @@
           <w:szCs w:val="28"/>
           <w:lang w:eastAsia="ru-RU" w:bidi="ru-RU"/>
         </w:rPr>
-        <w:t xml:space="preserve">Тестирование программы по указанным маршрутам позволит проверить все операторы ветвления программы. Метрика структурной сложности </w:t>
-      </w:r>
-      <w:r>
-        <w:rPr>
-          <w:color w:val="000000"/>
-          <w:sz w:val="28"/>
-          <w:szCs w:val="28"/>
-          <w:lang w:eastAsia="ru-RU" w:bidi="ru-RU"/>
-        </w:rPr>
         <w:lastRenderedPageBreak/>
-        <w:t>определяется по следующему соотношению:</w:t>
+        <w:t>Тестирование программы по указанным маршрутам позволит проверить все операторы ветвления программы. Метрика структурной сложности определяется по следующему соотношению:</w:t>
       </w:r>
     </w:p>
     <w:p>
@@ -29642,7 +29481,6 @@
           <w:rFonts w:ascii="Calibri" w:eastAsia="Calibri" w:hAnsi="Calibri"/>
           <w:lang w:val="en-US"/>
         </w:rPr>
-        <w:lastRenderedPageBreak/>
         <w:t>M</w:t>
       </w:r>
       <w:r>
@@ -29782,14 +29620,49 @@
           <w:lang w:eastAsia="ru-RU" w:bidi="ru-RU"/>
         </w:rPr>
       </w:pPr>
-      <w:r>
+    </w:p>
+    <w:p>
+      <w:pPr>
+        <w:autoSpaceDE/>
+        <w:autoSpaceDN/>
+        <w:ind w:left="20" w:right="20" w:firstLine="831"/>
+        <w:jc w:val="both"/>
         <w:rPr>
           <w:color w:val="000000"/>
           <w:sz w:val="28"/>
           <w:szCs w:val="28"/>
           <w:lang w:eastAsia="ru-RU" w:bidi="ru-RU"/>
         </w:rPr>
-        <w:t>Проведем оценку алгоритмической сложности по третьему критерию. В соответствии с третьим критерием необходимо выделить все реально возможные маршруты управления:</w:t>
+      </w:pPr>
+      <w:r>
+        <w:rPr>
+          <w:color w:val="000000"/>
+          <w:sz w:val="28"/>
+          <w:szCs w:val="28"/>
+          <w:lang w:eastAsia="ru-RU" w:bidi="ru-RU"/>
+        </w:rPr>
+        <w:t xml:space="preserve">Проведем оценку алгоритмической сложности по </w:t>
+      </w:r>
+      <w:r>
+        <w:rPr>
+          <w:b/>
+          <w:bCs/>
+          <w:color w:val="000000"/>
+          <w:sz w:val="28"/>
+          <w:szCs w:val="28"/>
+          <w:u w:val="single"/>
+          <w:lang w:eastAsia="ru-RU" w:bidi="ru-RU"/>
+        </w:rPr>
+        <w:t>третьему критерию</w:t>
+      </w:r>
+      <w:r>
+        <w:rPr>
+          <w:color w:val="000000"/>
+          <w:sz w:val="28"/>
+          <w:szCs w:val="28"/>
+          <w:lang w:eastAsia="ru-RU" w:bidi="ru-RU"/>
+        </w:rPr>
+        <w:t>. В соответствии с третьим критерием необходимо выделить все реально возможные маршруты управления:</w:t>
       </w:r>
     </w:p>
     <w:p>
@@ -30572,34 +30445,53 @@
           <w:lang w:eastAsia="ru-RU" w:bidi="ru-RU"/>
         </w:rPr>
       </w:pPr>
-      <w:r>
+    </w:p>
+    <w:p>
+      <w:pPr>
+        <w:autoSpaceDE/>
+        <w:autoSpaceDN/>
+        <w:ind w:left="20" w:right="20" w:firstLine="831"/>
+        <w:jc w:val="center"/>
         <w:rPr>
           <w:color w:val="000000"/>
           <w:sz w:val="28"/>
           <w:szCs w:val="28"/>
           <w:lang w:eastAsia="ru-RU" w:bidi="ru-RU"/>
         </w:rPr>
-        <w:t xml:space="preserve">Оценим алгоритмическую сложность программы </w:t>
-      </w:r>
-      <w:r>
-        <w:rPr>
-          <w:b/>
+      </w:pPr>
+      <w:r>
+        <w:rPr>
           <w:color w:val="000000"/>
           <w:sz w:val="28"/>
           <w:szCs w:val="28"/>
           <w:lang w:eastAsia="ru-RU" w:bidi="ru-RU"/>
         </w:rPr>
-        <w:t>на основе метрики Маккейба.</w:t>
-      </w:r>
-      <w:r>
-        <w:rPr>
+        <w:t xml:space="preserve">Оценим алгоритмическую сложность программы </w:t>
+      </w:r>
+      <w:r>
+        <w:rPr>
+          <w:b/>
           <w:color w:val="000000"/>
           <w:sz w:val="28"/>
           <w:szCs w:val="28"/>
           <w:lang w:eastAsia="ru-RU" w:bidi="ru-RU"/>
         </w:rPr>
-        <w:t xml:space="preserve"> </w:t>
-      </w:r>
+        <w:t>на основе метрики Маккейба.</w:t>
+      </w:r>
+    </w:p>
+    <w:p>
+      <w:pPr>
+        <w:autoSpaceDE/>
+        <w:autoSpaceDN/>
+        <w:ind w:left="20" w:right="20" w:firstLine="831"/>
+        <w:jc w:val="both"/>
+        <w:rPr>
+          <w:color w:val="000000"/>
+          <w:sz w:val="28"/>
+          <w:szCs w:val="28"/>
+          <w:lang w:eastAsia="ru-RU" w:bidi="ru-RU"/>
+        </w:rPr>
+      </w:pPr>
     </w:p>
     <w:p>
       <w:pPr>
@@ -30780,6 +30672,7 @@
               <w:szCs w:val="28"/>
               <w:lang w:val="en-US" w:eastAsia="ru-RU" w:bidi="en-US"/>
             </w:rPr>
+            <w:lastRenderedPageBreak/>
             <m:t xml:space="preserve">Z </m:t>
           </m:r>
           <m:r>
@@ -30922,17 +30815,7 @@
           <w:szCs w:val="28"/>
           <w:lang w:eastAsia="ru-RU" w:bidi="ru-RU"/>
         </w:rPr>
-        <w:t xml:space="preserve">) в полученном графе управления программой можно выделить 8 независимых контуров, которые определяют пять управляющих маршрутов, ведущих из </w:t>
-      </w:r>
-      <w:r>
-        <w:rPr>
-          <w:color w:val="000000"/>
-          <w:sz w:val="28"/>
-          <w:szCs w:val="28"/>
-          <w:lang w:eastAsia="ru-RU" w:bidi="ru-RU"/>
-        </w:rPr>
-        <w:lastRenderedPageBreak/>
-        <w:t xml:space="preserve">начальной вершины в конечную. </w:t>
+        <w:t xml:space="preserve">) в полученном графе управления программой можно выделить 8 независимых контуров, которые определяют пять управляющих маршрутов, ведущих из начальной вершины в конечную. </w:t>
       </w:r>
     </w:p>
     <w:p>
